--- a/dokumentasi_halaman_ipos5/07_Schedule_Templates.docx
+++ b/dokumentasi_halaman_ipos5/07_Schedule_Templates.docx
@@ -3,65 +3,112 @@
 <w:document xmlns:wpc="http://schemas.microsoft.com/office/word/2010/wordprocessingCanvas" xmlns:mo="http://schemas.microsoft.com/office/mac/office/2008/main" xmlns:mc="http://schemas.openxmlformats.org/markup-compatibility/2006" xmlns:mv="urn:schemas-microsoft-com:mac:vml" xmlns:o="urn:schemas-microsoft-com:office:office" xmlns:r="http://schemas.openxmlformats.org/officeDocument/2006/relationships" xmlns:m="http://schemas.openxmlformats.org/officeDocument/2006/math" xmlns:v="urn:schemas-microsoft-com:vml" xmlns:wp14="http://schemas.microsoft.com/office/word/2010/wordprocessingDrawing" xmlns:wp="http://schemas.openxmlformats.org/drawingml/2006/wordprocessingDrawing" xmlns:w10="urn:schemas-microsoft-com:office:word" xmlns:w="http://schemas.openxmlformats.org/wordprocessingml/2006/main" xmlns:w14="http://schemas.microsoft.com/office/word/2010/wordml" xmlns:wpg="http://schemas.microsoft.com/office/word/2010/wordprocessingGroup" xmlns:wpi="http://schemas.microsoft.com/office/word/2010/wordprocessingInk" xmlns:wne="http://schemas.microsoft.com/office/word/2006/wordml" xmlns:wps="http://schemas.microsoft.com/office/word/2010/wordprocessingShape" mc:Ignorable="w14 wp14">
   <w:body>
     <w:p>
-      <w:pPr>
-        <w:spacing w:after="80"/>
-      </w:pPr>
       <w:r>
         <w:rPr>
           <w:rFonts w:ascii="Arial" w:hAnsi="Arial"/>
           <w:b/>
-          <w:color w:val="0D1B38"/>
-          <w:sz w:val="36"/>
+          <w:color w:val="003366"/>
+          <w:sz w:val="30"/>
         </w:rPr>
-        <w:t>DOKUMENTASI TEKNIS HALAMAN</w:t>
-        <w:br/>
+        <w:t>DOKUMENTASI TEKNIS &amp; OPERASIONAL HALAMAN</w:t>
+      </w:r>
+    </w:p>
+    <w:p>
+      <w:r>
+        <w:rPr>
+          <w:b/>
+          <w:color w:val="CC3300"/>
+          <w:sz w:val="23"/>
+        </w:rPr>
         <w:t>HALAMAN 7 — SCHEDULE TEMPLATES (TEMPLATE JADWAL TRANSPORTASI)</w:t>
       </w:r>
     </w:p>
     <w:p>
       <w:pPr>
-        <w:spacing w:after="280"/>
+        <w:pStyle w:val="Heading2"/>
       </w:pPr>
       <w:r>
         <w:rPr>
-          <w:rFonts w:ascii="Arial" w:hAnsi="Arial"/>
           <w:b/>
-          <w:color w:val="E8431F"/>
-          <w:sz w:val="20"/>
+          <w:color w:val="003366"/>
+          <w:sz w:val="21"/>
         </w:rPr>
-        <w:t>IPOS5 Routing &amp; Schedule Management System — PT Pos Indonesia (Persero)</w:t>
+        <w:t>📌 METADATA &amp; INTEGRASI SISTEM</w:t>
       </w:r>
     </w:p>
     <w:tbl>
       <w:tblPr>
         <w:tblW w:type="auto" w:w="0"/>
         <w:jc w:val="center"/>
-        <w:tblLayout w:type="fixed"/>
         <w:tblLook w:firstColumn="1" w:firstRow="1" w:lastColumn="0" w:lastRow="0" w:noHBand="0" w:noVBand="1" w:val="04A0"/>
       </w:tblPr>
       <w:tblGrid>
-        <w:gridCol w:w="4824"/>
-        <w:gridCol w:w="4824"/>
+        <w:gridCol w:w="4968"/>
+        <w:gridCol w:w="4968"/>
       </w:tblGrid>
       <w:tr>
         <w:tc>
           <w:tcPr>
             <w:tcW w:type="dxa" w:w="3168"/>
-            <w:shd w:fill="0D1B38"/>
+            <w:shd w:fill="003366"/>
             <w:tcMar>
-              <w:top w:w="120" w:type="dxa"/>
-              <w:bottom w:w="120" w:type="dxa"/>
-              <w:left w:w="150" w:type="dxa"/>
-              <w:right w:w="150" w:type="dxa"/>
+              <w:top w:w="60" w:type="dxa"/>
+              <w:bottom w:w="60" w:type="dxa"/>
+              <w:left w:w="80" w:type="dxa"/>
+              <w:right w:w="80" w:type="dxa"/>
             </w:tcMar>
           </w:tcPr>
           <w:p>
             <w:r>
               <w:rPr>
-                <w:rFonts w:ascii="Arial" w:hAnsi="Arial"/>
                 <w:b/>
                 <w:color w:val="FFFFFF"/>
-                <w:sz w:val="19"/>
+                <w:sz w:val="18"/>
+              </w:rPr>
+              <w:t>Parameter</w:t>
+            </w:r>
+          </w:p>
+        </w:tc>
+        <w:tc>
+          <w:tcPr>
+            <w:tcW w:type="dxa" w:w="6624"/>
+            <w:shd w:fill="003366"/>
+            <w:tcMar>
+              <w:top w:w="60" w:type="dxa"/>
+              <w:bottom w:w="60" w:type="dxa"/>
+              <w:left w:w="80" w:type="dxa"/>
+              <w:right w:w="80" w:type="dxa"/>
+            </w:tcMar>
+          </w:tcPr>
+          <w:p>
+            <w:r>
+              <w:rPr>
+                <w:b/>
+                <w:color w:val="FFFFFF"/>
+                <w:sz w:val="18"/>
+              </w:rPr>
+              <w:t>Nilai / Spesifikasi Sistem</w:t>
+            </w:r>
+          </w:p>
+        </w:tc>
+      </w:tr>
+      <w:tr>
+        <w:tc>
+          <w:tcPr>
+            <w:tcW w:type="dxa" w:w="3168"/>
+            <w:shd w:fill="FFFFFF"/>
+            <w:tcMar>
+              <w:top w:w="60" w:type="dxa"/>
+              <w:bottom w:w="60" w:type="dxa"/>
+              <w:left w:w="80" w:type="dxa"/>
+              <w:right w:w="80" w:type="dxa"/>
+            </w:tcMar>
+          </w:tcPr>
+          <w:p>
+            <w:r>
+              <w:rPr>
+                <w:b/>
+                <w:sz w:val="17"/>
               </w:rPr>
               <w:t>Nama Modul</w:t>
             </w:r>
@@ -69,21 +116,19 @@
         </w:tc>
         <w:tc>
           <w:tcPr>
-            <w:tcW w:type="dxa" w:w="6480"/>
-            <w:shd w:fill="F8FAFC"/>
+            <w:tcW w:type="dxa" w:w="6624"/>
+            <w:shd w:fill="FFFFFF"/>
             <w:tcMar>
-              <w:top w:w="120" w:type="dxa"/>
-              <w:bottom w:w="120" w:type="dxa"/>
-              <w:left w:w="150" w:type="dxa"/>
-              <w:right w:w="150" w:type="dxa"/>
+              <w:top w:w="60" w:type="dxa"/>
+              <w:bottom w:w="60" w:type="dxa"/>
+              <w:left w:w="80" w:type="dxa"/>
+              <w:right w:w="80" w:type="dxa"/>
             </w:tcMar>
           </w:tcPr>
           <w:p>
             <w:r>
               <w:rPr>
-                <w:rFonts w:ascii="Arial" w:hAnsi="Arial"/>
-                <w:color w:val="0F172A"/>
-                <w:sz w:val="19"/>
+                <w:sz w:val="17"/>
               </w:rPr>
               <w:t>Template Jadwal Transportasi (/template)</w:t>
             </w:r>
@@ -94,21 +139,19 @@
         <w:tc>
           <w:tcPr>
             <w:tcW w:type="dxa" w:w="3168"/>
-            <w:shd w:fill="0D1B38"/>
+            <w:shd w:fill="F9FAFB"/>
             <w:tcMar>
-              <w:top w:w="120" w:type="dxa"/>
-              <w:bottom w:w="120" w:type="dxa"/>
-              <w:left w:w="150" w:type="dxa"/>
-              <w:right w:w="150" w:type="dxa"/>
+              <w:top w:w="60" w:type="dxa"/>
+              <w:bottom w:w="60" w:type="dxa"/>
+              <w:left w:w="80" w:type="dxa"/>
+              <w:right w:w="80" w:type="dxa"/>
             </w:tcMar>
           </w:tcPr>
           <w:p>
             <w:r>
               <w:rPr>
-                <w:rFonts w:ascii="Arial" w:hAnsi="Arial"/>
                 <w:b/>
-                <w:color w:val="FFFFFF"/>
-                <w:sz w:val="19"/>
+                <w:sz w:val="17"/>
               </w:rPr>
               <w:t>Kategori Menu</w:t>
             </w:r>
@@ -116,23 +159,21 @@
         </w:tc>
         <w:tc>
           <w:tcPr>
-            <w:tcW w:type="dxa" w:w="6480"/>
-            <w:shd w:fill="F8FAFC"/>
+            <w:tcW w:type="dxa" w:w="6624"/>
+            <w:shd w:fill="F9FAFB"/>
             <w:tcMar>
-              <w:top w:w="120" w:type="dxa"/>
-              <w:bottom w:w="120" w:type="dxa"/>
-              <w:left w:w="150" w:type="dxa"/>
-              <w:right w:w="150" w:type="dxa"/>
+              <w:top w:w="60" w:type="dxa"/>
+              <w:bottom w:w="60" w:type="dxa"/>
+              <w:left w:w="80" w:type="dxa"/>
+              <w:right w:w="80" w:type="dxa"/>
             </w:tcMar>
           </w:tcPr>
           <w:p>
             <w:r>
               <w:rPr>
-                <w:rFonts w:ascii="Arial" w:hAnsi="Arial"/>
-                <w:color w:val="0F172A"/>
-                <w:sz w:val="19"/>
+                <w:sz w:val="17"/>
               </w:rPr>
-              <w:t>LOGISTICS</w:t>
+              <w:t>LOGISTICS / PLANNING</w:t>
             </w:r>
           </w:p>
         </w:tc>
@@ -141,21 +182,19 @@
         <w:tc>
           <w:tcPr>
             <w:tcW w:type="dxa" w:w="3168"/>
-            <w:shd w:fill="0D1B38"/>
+            <w:shd w:fill="FFFFFF"/>
             <w:tcMar>
-              <w:top w:w="120" w:type="dxa"/>
-              <w:bottom w:w="120" w:type="dxa"/>
-              <w:left w:w="150" w:type="dxa"/>
-              <w:right w:w="150" w:type="dxa"/>
+              <w:top w:w="60" w:type="dxa"/>
+              <w:bottom w:w="60" w:type="dxa"/>
+              <w:left w:w="80" w:type="dxa"/>
+              <w:right w:w="80" w:type="dxa"/>
             </w:tcMar>
           </w:tcPr>
           <w:p>
             <w:r>
               <w:rPr>
-                <w:rFonts w:ascii="Arial" w:hAnsi="Arial"/>
                 <w:b/>
-                <w:color w:val="FFFFFF"/>
-                <w:sz w:val="19"/>
+                <w:sz w:val="17"/>
               </w:rPr>
               <w:t>Route URL</w:t>
             </w:r>
@@ -163,21 +202,19 @@
         </w:tc>
         <w:tc>
           <w:tcPr>
-            <w:tcW w:type="dxa" w:w="6480"/>
-            <w:shd w:fill="F8FAFC"/>
+            <w:tcW w:type="dxa" w:w="6624"/>
+            <w:shd w:fill="FFFFFF"/>
             <w:tcMar>
-              <w:top w:w="120" w:type="dxa"/>
-              <w:bottom w:w="120" w:type="dxa"/>
-              <w:left w:w="150" w:type="dxa"/>
-              <w:right w:w="150" w:type="dxa"/>
+              <w:top w:w="60" w:type="dxa"/>
+              <w:bottom w:w="60" w:type="dxa"/>
+              <w:left w:w="80" w:type="dxa"/>
+              <w:right w:w="80" w:type="dxa"/>
             </w:tcMar>
           </w:tcPr>
           <w:p>
             <w:r>
               <w:rPr>
-                <w:rFonts w:ascii="Arial" w:hAnsi="Arial"/>
-                <w:color w:val="0F172A"/>
-                <w:sz w:val="19"/>
+                <w:sz w:val="17"/>
               </w:rPr>
               <w:t>/template</w:t>
             </w:r>
@@ -188,21 +225,19 @@
         <w:tc>
           <w:tcPr>
             <w:tcW w:type="dxa" w:w="3168"/>
-            <w:shd w:fill="0D1B38"/>
+            <w:shd w:fill="F9FAFB"/>
             <w:tcMar>
-              <w:top w:w="120" w:type="dxa"/>
-              <w:bottom w:w="120" w:type="dxa"/>
-              <w:left w:w="150" w:type="dxa"/>
-              <w:right w:w="150" w:type="dxa"/>
+              <w:top w:w="60" w:type="dxa"/>
+              <w:bottom w:w="60" w:type="dxa"/>
+              <w:left w:w="80" w:type="dxa"/>
+              <w:right w:w="80" w:type="dxa"/>
             </w:tcMar>
           </w:tcPr>
           <w:p>
             <w:r>
               <w:rPr>
-                <w:rFonts w:ascii="Arial" w:hAnsi="Arial"/>
                 <w:b/>
-                <w:color w:val="FFFFFF"/>
-                <w:sz w:val="19"/>
+                <w:sz w:val="17"/>
               </w:rPr>
               <w:t>File Komponen React</w:t>
             </w:r>
@@ -210,21 +245,19 @@
         </w:tc>
         <w:tc>
           <w:tcPr>
-            <w:tcW w:type="dxa" w:w="6480"/>
-            <w:shd w:fill="F8FAFC"/>
+            <w:tcW w:type="dxa" w:w="6624"/>
+            <w:shd w:fill="F9FAFB"/>
             <w:tcMar>
-              <w:top w:w="120" w:type="dxa"/>
-              <w:bottom w:w="120" w:type="dxa"/>
-              <w:left w:w="150" w:type="dxa"/>
-              <w:right w:w="150" w:type="dxa"/>
+              <w:top w:w="60" w:type="dxa"/>
+              <w:bottom w:w="60" w:type="dxa"/>
+              <w:left w:w="80" w:type="dxa"/>
+              <w:right w:w="80" w:type="dxa"/>
             </w:tcMar>
           </w:tcPr>
           <w:p>
             <w:r>
               <w:rPr>
-                <w:rFonts w:ascii="Arial" w:hAnsi="Arial"/>
-                <w:color w:val="0F172A"/>
-                <w:sz w:val="19"/>
+                <w:sz w:val="17"/>
               </w:rPr>
               <w:t>src/pages/TemplateJadwal.jsx</w:t>
             </w:r>
@@ -235,45 +268,41 @@
         <w:tc>
           <w:tcPr>
             <w:tcW w:type="dxa" w:w="3168"/>
-            <w:shd w:fill="0D1B38"/>
+            <w:shd w:fill="FFFFFF"/>
             <w:tcMar>
-              <w:top w:w="120" w:type="dxa"/>
-              <w:bottom w:w="120" w:type="dxa"/>
-              <w:left w:w="150" w:type="dxa"/>
-              <w:right w:w="150" w:type="dxa"/>
+              <w:top w:w="60" w:type="dxa"/>
+              <w:bottom w:w="60" w:type="dxa"/>
+              <w:left w:w="80" w:type="dxa"/>
+              <w:right w:w="80" w:type="dxa"/>
             </w:tcMar>
           </w:tcPr>
           <w:p>
             <w:r>
               <w:rPr>
-                <w:rFonts w:ascii="Arial" w:hAnsi="Arial"/>
                 <w:b/>
-                <w:color w:val="FFFFFF"/>
-                <w:sz w:val="19"/>
+                <w:sz w:val="17"/>
               </w:rPr>
-              <w:t>Backend API Endpoint</w:t>
+              <w:t>Backend API Endpoints</w:t>
             </w:r>
           </w:p>
         </w:tc>
         <w:tc>
           <w:tcPr>
-            <w:tcW w:type="dxa" w:w="6480"/>
-            <w:shd w:fill="F8FAFC"/>
+            <w:tcW w:type="dxa" w:w="6624"/>
+            <w:shd w:fill="FFFFFF"/>
             <w:tcMar>
-              <w:top w:w="120" w:type="dxa"/>
-              <w:bottom w:w="120" w:type="dxa"/>
-              <w:left w:w="150" w:type="dxa"/>
-              <w:right w:w="150" w:type="dxa"/>
+              <w:top w:w="60" w:type="dxa"/>
+              <w:bottom w:w="60" w:type="dxa"/>
+              <w:left w:w="80" w:type="dxa"/>
+              <w:right w:w="80" w:type="dxa"/>
             </w:tcMar>
           </w:tcPr>
           <w:p>
             <w:r>
               <w:rPr>
-                <w:rFonts w:ascii="Arial" w:hAnsi="Arial"/>
-                <w:color w:val="0F172A"/>
-                <w:sz w:val="19"/>
+                <w:sz w:val="17"/>
               </w:rPr>
-              <w:t>GET /api/template-jadwal, POST /api/template-jadwal, PUT /api/template-jadwal/:id</w:t>
+              <w:t>GET /api/template-jadwal, POST /api/template-jadwal, PUT /api/template-jadwal/:id, DELETE /api/template-jadwal/:id</w:t>
             </w:r>
           </w:p>
         </w:tc>
@@ -282,21 +311,19 @@
         <w:tc>
           <w:tcPr>
             <w:tcW w:type="dxa" w:w="3168"/>
-            <w:shd w:fill="0D1B38"/>
+            <w:shd w:fill="F9FAFB"/>
             <w:tcMar>
-              <w:top w:w="120" w:type="dxa"/>
-              <w:bottom w:w="120" w:type="dxa"/>
-              <w:left w:w="150" w:type="dxa"/>
-              <w:right w:w="150" w:type="dxa"/>
+              <w:top w:w="60" w:type="dxa"/>
+              <w:bottom w:w="60" w:type="dxa"/>
+              <w:left w:w="80" w:type="dxa"/>
+              <w:right w:w="80" w:type="dxa"/>
             </w:tcMar>
           </w:tcPr>
           <w:p>
             <w:r>
               <w:rPr>
-                <w:rFonts w:ascii="Arial" w:hAnsi="Arial"/>
                 <w:b/>
-                <w:color w:val="FFFFFF"/>
-                <w:sz w:val="19"/>
+                <w:sz w:val="17"/>
               </w:rPr>
               <w:t>Koleksi MongoDB</w:t>
             </w:r>
@@ -304,21 +331,19 @@
         </w:tc>
         <w:tc>
           <w:tcPr>
-            <w:tcW w:type="dxa" w:w="6480"/>
-            <w:shd w:fill="F8FAFC"/>
+            <w:tcW w:type="dxa" w:w="6624"/>
+            <w:shd w:fill="F9FAFB"/>
             <w:tcMar>
-              <w:top w:w="120" w:type="dxa"/>
-              <w:bottom w:w="120" w:type="dxa"/>
-              <w:left w:w="150" w:type="dxa"/>
-              <w:right w:w="150" w:type="dxa"/>
+              <w:top w:w="60" w:type="dxa"/>
+              <w:bottom w:w="60" w:type="dxa"/>
+              <w:left w:w="80" w:type="dxa"/>
+              <w:right w:w="80" w:type="dxa"/>
             </w:tcMar>
           </w:tcPr>
           <w:p>
             <w:r>
               <w:rPr>
-                <w:rFonts w:ascii="Arial" w:hAnsi="Arial"/>
-                <w:color w:val="0F172A"/>
-                <w:sz w:val="19"/>
+                <w:sz w:val="17"/>
               </w:rPr>
               <w:t>template_jadwal_transportasi, master_kendaraan, master_route_nopen</w:t>
             </w:r>
@@ -329,21 +354,19 @@
         <w:tc>
           <w:tcPr>
             <w:tcW w:type="dxa" w:w="3168"/>
-            <w:shd w:fill="0D1B38"/>
+            <w:shd w:fill="FFFFFF"/>
             <w:tcMar>
-              <w:top w:w="120" w:type="dxa"/>
-              <w:bottom w:w="120" w:type="dxa"/>
-              <w:left w:w="150" w:type="dxa"/>
-              <w:right w:w="150" w:type="dxa"/>
+              <w:top w:w="60" w:type="dxa"/>
+              <w:bottom w:w="60" w:type="dxa"/>
+              <w:left w:w="80" w:type="dxa"/>
+              <w:right w:w="80" w:type="dxa"/>
             </w:tcMar>
           </w:tcPr>
           <w:p>
             <w:r>
               <w:rPr>
-                <w:rFonts w:ascii="Arial" w:hAnsi="Arial"/>
                 <w:b/>
-                <w:color w:val="FFFFFF"/>
-                <w:sz w:val="19"/>
+                <w:sz w:val="17"/>
               </w:rPr>
               <w:t>Hak Akses Role</w:t>
             </w:r>
@@ -351,21 +374,19 @@
         </w:tc>
         <w:tc>
           <w:tcPr>
-            <w:tcW w:type="dxa" w:w="6480"/>
-            <w:shd w:fill="F8FAFC"/>
+            <w:tcW w:type="dxa" w:w="6624"/>
+            <w:shd w:fill="FFFFFF"/>
             <w:tcMar>
-              <w:top w:w="120" w:type="dxa"/>
-              <w:bottom w:w="120" w:type="dxa"/>
-              <w:left w:w="150" w:type="dxa"/>
-              <w:right w:w="150" w:type="dxa"/>
+              <w:top w:w="60" w:type="dxa"/>
+              <w:bottom w:w="60" w:type="dxa"/>
+              <w:left w:w="80" w:type="dxa"/>
+              <w:right w:w="80" w:type="dxa"/>
             </w:tcMar>
           </w:tcPr>
           <w:p>
             <w:r>
               <w:rPr>
-                <w:rFonts w:ascii="Arial" w:hAnsi="Arial"/>
-                <w:color w:val="0F172A"/>
-                <w:sz w:val="19"/>
+                <w:sz w:val="17"/>
               </w:rPr>
               <w:t>Operator &amp; Super Admin</w:t>
             </w:r>
@@ -373,153 +394,856 @@
         </w:tc>
       </w:tr>
     </w:tbl>
+    <w:p/>
     <w:p>
       <w:pPr>
-        <w:spacing w:after="200"/>
-      </w:pPr>
-    </w:p>
-    <w:p>
-      <w:pPr>
-        <w:spacing w:before="280" w:after="120"/>
+        <w:pStyle w:val="Heading2"/>
       </w:pPr>
       <w:r>
         <w:rPr>
-          <w:rFonts w:ascii="Arial" w:hAnsi="Arial"/>
           <w:b/>
-          <w:color w:val="0284C7"/>
-          <w:sz w:val="26"/>
+          <w:color w:val="003366"/>
+          <w:sz w:val="23"/>
         </w:rPr>
         <w:t>1. Deskripsi &amp; Tujuan Utama Modul</w:t>
       </w:r>
     </w:p>
     <w:p>
-      <w:pPr>
-        <w:spacing w:after="80" w:line="276" w:lineRule="auto"/>
-      </w:pPr>
       <w:r>
         <w:rPr>
-          <w:rFonts w:ascii="Arial" w:hAnsi="Arial"/>
-          <w:color w:val="334155"/>
           <w:sz w:val="19"/>
         </w:rPr>
-        <w:t>Modul ini menyimpan pola cetak biru (master template) jadwal keberangkatan armada harian. Template ini menentukan jam berangkat acuan, jam tiba acuan, shift (Pagi/Siang/Malam), dan kendaraan acuan untuk setiap rute sebelum digenerate menjadi jadwal harian aktual.</w:t>
+        <w:t>Modul Template Jadwal Transportasi menyimpan pola cetak biru (master blueprint) jadwal perjalanan logistik rutin mingguan. Template menentukan hari-hari beroperasi dalam sepekan (Senin s/d Minggu), jam keberangkatan standar (ETD), armada kendaraan acuan, serta rute trayek yang dilayani sebelum di-generate secara massal menjadi Jadwal Harian.</w:t>
       </w:r>
     </w:p>
     <w:p>
       <w:pPr>
-        <w:spacing w:before="280" w:after="120"/>
+        <w:pStyle w:val="Heading2"/>
       </w:pPr>
       <w:r>
         <w:rPr>
-          <w:rFonts w:ascii="Arial" w:hAnsi="Arial"/>
           <w:b/>
-          <w:color w:val="0284C7"/>
-          <w:sz w:val="26"/>
+          <w:color w:val="003366"/>
+          <w:sz w:val="23"/>
         </w:rPr>
-        <w:t>2. Fitur-Fitur Utama &amp; Komponen UI</w:t>
+        <w:t>2. Tata Letak Halaman (UI Layout &amp; Wireframe)</w:t>
+      </w:r>
+    </w:p>
+    <w:p>
+      <w:r>
+        <w:rPr>
+          <w:sz w:val="19"/>
+        </w:rPr>
+        <w:t>Struktur tata letak visual halaman Template Jadwal disusun dalam bentuk kartu pola operasional:</w:t>
+      </w:r>
+    </w:p>
+    <w:p>
+      <w:r>
+        <w:rPr>
+          <w:b/>
+          <w:color w:val="004488"/>
+          <w:sz w:val="19"/>
+        </w:rPr>
+        <w:t>📐 Diagram Visual Tata Letak Halaman (Wireframe UI Layout):</w:t>
       </w:r>
     </w:p>
     <w:p>
       <w:pPr>
-        <w:spacing w:after="80" w:line="276" w:lineRule="auto" w:before="160"/>
+        <w:spacing w:before="40" w:after="80"/>
+        <w:ind w:left="144"/>
       </w:pPr>
       <w:r>
         <w:rPr>
-          <w:rFonts w:ascii="Arial" w:hAnsi="Arial"/>
+          <w:rFonts w:ascii="Consolas" w:hAnsi="Consolas"/>
+          <w:sz w:val="16"/>
+        </w:rPr>
+        <w:t>+---------------------------------------------------------------------------------------------------------+</w:t>
+        <w:br/>
+        <w:t>| [A] TOOLBAR: Counter ("4 template aktif · 5 total pola")                 |  [+ Tambah Template Baru]    |</w:t>
+        <w:br/>
+        <w:t>+---------------------------------------------------------------------------------------------------------+</w:t>
+        <w:br/>
+        <w:t>| [B] TEMPLATE CARDS LIST                                                                                 |</w:t>
+        <w:br/>
+        <w:t>| +-----------------------------------------------------------------------------------------------------+ |</w:t>
+        <w:br/>
+        <w:t>| | [B1] Standard Weekday Morning                                                  [Active] [Toggle Switch| |</w:t>
+        <w:br/>
+        <w:t>| | - Deskripsi: Pola perjalanan pagi hari kerja untuk kiriman ke SPP Bandung.                          | |</w:t>
+        <w:br/>
+        <w:t>| | - Hari Beroperasi: [Sen] [Sel] [Rab] [Kam] [Jum]  (Sab, Min: Abu-abu nonaktif)                      | |</w:t>
+        <w:br/>
+        <w:t>| | - Jam Keberangkatan: [06:00 WIB] [10:00 WIB]                                                        | |</w:t>
+        <w:br/>
+        <w:t>| | - Armada Default: D 9021 AB  |  Rute: Cimahi -&gt; Bandung SC (Main)                                   | |</w:t>
+        <w:br/>
+        <w:t>| | - Tombol Aksi: [✏️ Edit]  |  [🗑️ Hapus]                                                             | |</w:t>
+        <w:br/>
+        <w:t>| +-----------------------------------------------------------------------------------------------------+ |</w:t>
+        <w:br/>
+        <w:t>| +-----------------------------------------------------------------------------------------------------+ |</w:t>
+        <w:br/>
+        <w:t>| | [B2] Afternoon Loop (Soreang Area)                                             [Active] [Toggle Switch| |</w:t>
+        <w:br/>
+        <w:t>| | - Hari: [Sen] [Rab] [Jum]  |  Jam: [14:00 WIB]  |  Armada: D 7741 EF  |  Rute: Cimahi -&gt; Soreang Loop| |</w:t>
+        <w:br/>
+        <w:t>| +-----------------------------------------------------------------------------------------------------+ |</w:t>
+        <w:br/>
+        <w:t>+---------------------------------------------------------------------------------------------------------+</w:t>
+      </w:r>
+    </w:p>
+    <w:p>
+      <w:r>
+        <w:rPr>
           <w:b/>
-          <w:color w:val="0D1B38"/>
-          <w:sz w:val="21"/>
+          <w:color w:val="CC3300"/>
+          <w:sz w:val="20"/>
         </w:rPr>
-        <w:t>Master Template Builder &amp; Generator</w:t>
+        <w:t>📋 Rincian &amp; Keterangan Setiap Kotak / Komponen Tata Letak:</w:t>
+      </w:r>
+    </w:p>
+    <w:tbl>
+      <w:tblPr>
+        <w:tblW w:type="auto" w:w="0"/>
+        <w:jc w:val="center"/>
+        <w:tblLook w:firstColumn="1" w:firstRow="1" w:lastColumn="0" w:lastRow="0" w:noHBand="0" w:noVBand="1" w:val="04A0"/>
+      </w:tblPr>
+      <w:tblGrid>
+        <w:gridCol w:w="1987"/>
+        <w:gridCol w:w="1987"/>
+        <w:gridCol w:w="1987"/>
+        <w:gridCol w:w="1987"/>
+        <w:gridCol w:w="1987"/>
+      </w:tblGrid>
+      <w:tr>
+        <w:tc>
+          <w:tcPr>
+            <w:tcW w:type="dxa" w:w="2016"/>
+            <w:shd w:fill="003366"/>
+            <w:tcMar>
+              <w:top w:w="60" w:type="dxa"/>
+              <w:bottom w:w="60" w:type="dxa"/>
+              <w:left w:w="80" w:type="dxa"/>
+              <w:right w:w="80" w:type="dxa"/>
+            </w:tcMar>
+          </w:tcPr>
+          <w:p>
+            <w:r>
+              <w:rPr>
+                <w:b/>
+                <w:color w:val="FFFFFF"/>
+                <w:sz w:val="16"/>
+              </w:rPr>
+              <w:t>Bagian / Kotak UI</w:t>
+            </w:r>
+          </w:p>
+        </w:tc>
+        <w:tc>
+          <w:tcPr>
+            <w:tcW w:type="dxa" w:w="1728"/>
+            <w:shd w:fill="003366"/>
+            <w:tcMar>
+              <w:top w:w="60" w:type="dxa"/>
+              <w:bottom w:w="60" w:type="dxa"/>
+              <w:left w:w="80" w:type="dxa"/>
+              <w:right w:w="80" w:type="dxa"/>
+            </w:tcMar>
+          </w:tcPr>
+          <w:p>
+            <w:r>
+              <w:rPr>
+                <w:b/>
+                <w:color w:val="FFFFFF"/>
+                <w:sz w:val="16"/>
+              </w:rPr>
+              <w:t>Tipe Visual &amp; Posisi</w:t>
+            </w:r>
+          </w:p>
+        </w:tc>
+        <w:tc>
+          <w:tcPr>
+            <w:tcW w:type="dxa" w:w="2304"/>
+            <w:shd w:fill="003366"/>
+            <w:tcMar>
+              <w:top w:w="60" w:type="dxa"/>
+              <w:bottom w:w="60" w:type="dxa"/>
+              <w:left w:w="80" w:type="dxa"/>
+              <w:right w:w="80" w:type="dxa"/>
+            </w:tcMar>
+          </w:tcPr>
+          <w:p>
+            <w:r>
+              <w:rPr>
+                <w:b/>
+                <w:color w:val="FFFFFF"/>
+                <w:sz w:val="16"/>
+              </w:rPr>
+              <w:t>Fungsi &amp; Kegunaan</w:t>
+            </w:r>
+          </w:p>
+        </w:tc>
+        <w:tc>
+          <w:tcPr>
+            <w:tcW w:type="dxa" w:w="2016"/>
+            <w:shd w:fill="003366"/>
+            <w:tcMar>
+              <w:top w:w="60" w:type="dxa"/>
+              <w:bottom w:w="60" w:type="dxa"/>
+              <w:left w:w="80" w:type="dxa"/>
+              <w:right w:w="80" w:type="dxa"/>
+            </w:tcMar>
+          </w:tcPr>
+          <w:p>
+            <w:r>
+              <w:rPr>
+                <w:b/>
+                <w:color w:val="FFFFFF"/>
+                <w:sz w:val="16"/>
+              </w:rPr>
+              <w:t>Sumber Data &amp; Kalkulasi</w:t>
+            </w:r>
+          </w:p>
+        </w:tc>
+        <w:tc>
+          <w:tcPr>
+            <w:tcW w:type="dxa" w:w="1728"/>
+            <w:shd w:fill="003366"/>
+            <w:tcMar>
+              <w:top w:w="60" w:type="dxa"/>
+              <w:bottom w:w="60" w:type="dxa"/>
+              <w:left w:w="80" w:type="dxa"/>
+              <w:right w:w="80" w:type="dxa"/>
+            </w:tcMar>
+          </w:tcPr>
+          <w:p>
+            <w:r>
+              <w:rPr>
+                <w:b/>
+                <w:color w:val="FFFFFF"/>
+                <w:sz w:val="16"/>
+              </w:rPr>
+              <w:t>Interaktivitas &amp; Aksi</w:t>
+            </w:r>
+          </w:p>
+        </w:tc>
+      </w:tr>
+      <w:tr>
+        <w:tc>
+          <w:tcPr>
+            <w:tcW w:type="dxa" w:w="2016"/>
+            <w:shd w:fill="FFFFFF"/>
+            <w:tcMar>
+              <w:top w:w="60" w:type="dxa"/>
+              <w:bottom w:w="60" w:type="dxa"/>
+              <w:left w:w="80" w:type="dxa"/>
+              <w:right w:w="80" w:type="dxa"/>
+            </w:tcMar>
+          </w:tcPr>
+          <w:p>
+            <w:r>
+              <w:rPr>
+                <w:b/>
+                <w:color w:val="003366"/>
+                <w:sz w:val="15"/>
+              </w:rPr>
+              <w:t>Kotak [A]: Toolbar &amp; Counter</w:t>
+            </w:r>
+          </w:p>
+        </w:tc>
+        <w:tc>
+          <w:tcPr>
+            <w:tcW w:type="dxa" w:w="1728"/>
+            <w:shd w:fill="FFFFFF"/>
+            <w:tcMar>
+              <w:top w:w="60" w:type="dxa"/>
+              <w:bottom w:w="60" w:type="dxa"/>
+              <w:left w:w="80" w:type="dxa"/>
+              <w:right w:w="80" w:type="dxa"/>
+            </w:tcMar>
+          </w:tcPr>
+          <w:p>
+            <w:r>
+              <w:rPr>
+                <w:sz w:val="15"/>
+              </w:rPr>
+              <w:t>Header Toolbar</w:t>
+            </w:r>
+          </w:p>
+        </w:tc>
+        <w:tc>
+          <w:tcPr>
+            <w:tcW w:type="dxa" w:w="2304"/>
+            <w:shd w:fill="FFFFFF"/>
+            <w:tcMar>
+              <w:top w:w="60" w:type="dxa"/>
+              <w:bottom w:w="60" w:type="dxa"/>
+              <w:left w:w="80" w:type="dxa"/>
+              <w:right w:w="80" w:type="dxa"/>
+            </w:tcMar>
+          </w:tcPr>
+          <w:p>
+            <w:r>
+              <w:rPr>
+                <w:sz w:val="15"/>
+              </w:rPr>
+              <w:t>Menampilkan jumlah template aktif versus total pola yang tersimpan dan tombol pemicu form template baru.</w:t>
+            </w:r>
+          </w:p>
+        </w:tc>
+        <w:tc>
+          <w:tcPr>
+            <w:tcW w:type="dxa" w:w="2016"/>
+            <w:shd w:fill="FFFFFF"/>
+            <w:tcMar>
+              <w:top w:w="60" w:type="dxa"/>
+              <w:bottom w:w="60" w:type="dxa"/>
+              <w:left w:w="80" w:type="dxa"/>
+              <w:right w:w="80" w:type="dxa"/>
+            </w:tcMar>
+          </w:tcPr>
+          <w:p>
+            <w:r>
+              <w:rPr>
+                <w:sz w:val="15"/>
+              </w:rPr>
+              <w:t>Kalkulasi `templates.filter(t =&gt; t.active).length`</w:t>
+            </w:r>
+          </w:p>
+        </w:tc>
+        <w:tc>
+          <w:tcPr>
+            <w:tcW w:type="dxa" w:w="1728"/>
+            <w:shd w:fill="FFFFFF"/>
+            <w:tcMar>
+              <w:top w:w="60" w:type="dxa"/>
+              <w:bottom w:w="60" w:type="dxa"/>
+              <w:left w:w="80" w:type="dxa"/>
+              <w:right w:w="80" w:type="dxa"/>
+            </w:tcMar>
+          </w:tcPr>
+          <w:p>
+            <w:r>
+              <w:rPr>
+                <w:sz w:val="15"/>
+              </w:rPr>
+              <w:t>Tombol '+ Tambah Template Baru' membuka modal pembuatan template jadwal.</w:t>
+            </w:r>
+          </w:p>
+        </w:tc>
+      </w:tr>
+      <w:tr>
+        <w:tc>
+          <w:tcPr>
+            <w:tcW w:type="dxa" w:w="2016"/>
+            <w:shd w:fill="F9FAFB"/>
+            <w:tcMar>
+              <w:top w:w="60" w:type="dxa"/>
+              <w:bottom w:w="60" w:type="dxa"/>
+              <w:left w:w="80" w:type="dxa"/>
+              <w:right w:w="80" w:type="dxa"/>
+            </w:tcMar>
+          </w:tcPr>
+          <w:p>
+            <w:r>
+              <w:rPr>
+                <w:b/>
+                <w:color w:val="003366"/>
+                <w:sz w:val="15"/>
+              </w:rPr>
+              <w:t>Kotak [B1]: Standard Weekday Template Card</w:t>
+            </w:r>
+          </w:p>
+        </w:tc>
+        <w:tc>
+          <w:tcPr>
+            <w:tcW w:type="dxa" w:w="1728"/>
+            <w:shd w:fill="F9FAFB"/>
+            <w:tcMar>
+              <w:top w:w="60" w:type="dxa"/>
+              <w:bottom w:w="60" w:type="dxa"/>
+              <w:left w:w="80" w:type="dxa"/>
+              <w:right w:w="80" w:type="dxa"/>
+            </w:tcMar>
+          </w:tcPr>
+          <w:p>
+            <w:r>
+              <w:rPr>
+                <w:sz w:val="15"/>
+              </w:rPr>
+              <w:t>Template Card (Hari Kerja Pagi)</w:t>
+            </w:r>
+          </w:p>
+        </w:tc>
+        <w:tc>
+          <w:tcPr>
+            <w:tcW w:type="dxa" w:w="2304"/>
+            <w:shd w:fill="F9FAFB"/>
+            <w:tcMar>
+              <w:top w:w="60" w:type="dxa"/>
+              <w:bottom w:w="60" w:type="dxa"/>
+              <w:left w:w="80" w:type="dxa"/>
+              <w:right w:w="80" w:type="dxa"/>
+            </w:tcMar>
+          </w:tcPr>
+          <w:p>
+            <w:r>
+              <w:rPr>
+                <w:sz w:val="15"/>
+              </w:rPr>
+              <w:t>Pola rutin Senin-Jumat jam 06:00 &amp; 10:00 WIB menggunakan armada D 9021 AB untuk rute Cimahi -&gt; Bandung SC.</w:t>
+            </w:r>
+          </w:p>
+        </w:tc>
+        <w:tc>
+          <w:tcPr>
+            <w:tcW w:type="dxa" w:w="2016"/>
+            <w:shd w:fill="F9FAFB"/>
+            <w:tcMar>
+              <w:top w:w="60" w:type="dxa"/>
+              <w:bottom w:w="60" w:type="dxa"/>
+              <w:left w:w="80" w:type="dxa"/>
+              <w:right w:w="80" w:type="dxa"/>
+            </w:tcMar>
+          </w:tcPr>
+          <w:p>
+            <w:r>
+              <w:rPr>
+                <w:sz w:val="15"/>
+              </w:rPr>
+              <w:t>Dokumen template weekday</w:t>
+            </w:r>
+          </w:p>
+        </w:tc>
+        <w:tc>
+          <w:tcPr>
+            <w:tcW w:type="dxa" w:w="1728"/>
+            <w:shd w:fill="F9FAFB"/>
+            <w:tcMar>
+              <w:top w:w="60" w:type="dxa"/>
+              <w:bottom w:w="60" w:type="dxa"/>
+              <w:left w:w="80" w:type="dxa"/>
+              <w:right w:w="80" w:type="dxa"/>
+            </w:tcMar>
+          </w:tcPr>
+          <w:p>
+            <w:r>
+              <w:rPr>
+                <w:sz w:val="15"/>
+              </w:rPr>
+              <w:t>Pills hari aktif, pill jam keberangkatan, saklar toggle aktif/nonaktif, tombol edit &amp; hapus.</w:t>
+            </w:r>
+          </w:p>
+        </w:tc>
+      </w:tr>
+      <w:tr>
+        <w:tc>
+          <w:tcPr>
+            <w:tcW w:type="dxa" w:w="2016"/>
+            <w:shd w:fill="FFFFFF"/>
+            <w:tcMar>
+              <w:top w:w="60" w:type="dxa"/>
+              <w:bottom w:w="60" w:type="dxa"/>
+              <w:left w:w="80" w:type="dxa"/>
+              <w:right w:w="80" w:type="dxa"/>
+            </w:tcMar>
+          </w:tcPr>
+          <w:p>
+            <w:r>
+              <w:rPr>
+                <w:b/>
+                <w:color w:val="003366"/>
+                <w:sz w:val="15"/>
+              </w:rPr>
+              <w:t>Kotak [B2]: Afternoon Loop Template Card</w:t>
+            </w:r>
+          </w:p>
+        </w:tc>
+        <w:tc>
+          <w:tcPr>
+            <w:tcW w:type="dxa" w:w="1728"/>
+            <w:shd w:fill="FFFFFF"/>
+            <w:tcMar>
+              <w:top w:w="60" w:type="dxa"/>
+              <w:bottom w:w="60" w:type="dxa"/>
+              <w:left w:w="80" w:type="dxa"/>
+              <w:right w:w="80" w:type="dxa"/>
+            </w:tcMar>
+          </w:tcPr>
+          <w:p>
+            <w:r>
+              <w:rPr>
+                <w:sz w:val="15"/>
+              </w:rPr>
+              <w:t>Template Card (Siang)</w:t>
+            </w:r>
+          </w:p>
+        </w:tc>
+        <w:tc>
+          <w:tcPr>
+            <w:tcW w:type="dxa" w:w="2304"/>
+            <w:shd w:fill="FFFFFF"/>
+            <w:tcMar>
+              <w:top w:w="60" w:type="dxa"/>
+              <w:bottom w:w="60" w:type="dxa"/>
+              <w:left w:w="80" w:type="dxa"/>
+              <w:right w:w="80" w:type="dxa"/>
+            </w:tcMar>
+          </w:tcPr>
+          <w:p>
+            <w:r>
+              <w:rPr>
+                <w:sz w:val="15"/>
+              </w:rPr>
+              <w:t>Pola perjalanan sore hari (Senin, Rabu, Jumat) jam 14:00 WIB rute Soreang Loop dengan armada D 7741 EF.</w:t>
+            </w:r>
+          </w:p>
+        </w:tc>
+        <w:tc>
+          <w:tcPr>
+            <w:tcW w:type="dxa" w:w="2016"/>
+            <w:shd w:fill="FFFFFF"/>
+            <w:tcMar>
+              <w:top w:w="60" w:type="dxa"/>
+              <w:bottom w:w="60" w:type="dxa"/>
+              <w:left w:w="80" w:type="dxa"/>
+              <w:right w:w="80" w:type="dxa"/>
+            </w:tcMar>
+          </w:tcPr>
+          <w:p>
+            <w:r>
+              <w:rPr>
+                <w:sz w:val="15"/>
+              </w:rPr>
+              <w:t>Dokumen template afternoon</w:t>
+            </w:r>
+          </w:p>
+        </w:tc>
+        <w:tc>
+          <w:tcPr>
+            <w:tcW w:type="dxa" w:w="1728"/>
+            <w:shd w:fill="FFFFFF"/>
+            <w:tcMar>
+              <w:top w:w="60" w:type="dxa"/>
+              <w:bottom w:w="60" w:type="dxa"/>
+              <w:left w:w="80" w:type="dxa"/>
+              <w:right w:w="80" w:type="dxa"/>
+            </w:tcMar>
+          </w:tcPr>
+          <w:p>
+            <w:r>
+              <w:rPr>
+                <w:sz w:val="15"/>
+              </w:rPr>
+              <w:t>Pills hari aktif, tombol edit &amp; hapus.</w:t>
+            </w:r>
+          </w:p>
+        </w:tc>
+      </w:tr>
+      <w:tr>
+        <w:tc>
+          <w:tcPr>
+            <w:tcW w:type="dxa" w:w="2016"/>
+            <w:shd w:fill="F9FAFB"/>
+            <w:tcMar>
+              <w:top w:w="60" w:type="dxa"/>
+              <w:bottom w:w="60" w:type="dxa"/>
+              <w:left w:w="80" w:type="dxa"/>
+              <w:right w:w="80" w:type="dxa"/>
+            </w:tcMar>
+          </w:tcPr>
+          <w:p>
+            <w:r>
+              <w:rPr>
+                <w:b/>
+                <w:color w:val="003366"/>
+                <w:sz w:val="15"/>
+              </w:rPr>
+              <w:t>Kotak [B3]: Weekend Minimal Template Card</w:t>
+            </w:r>
+          </w:p>
+        </w:tc>
+        <w:tc>
+          <w:tcPr>
+            <w:tcW w:type="dxa" w:w="1728"/>
+            <w:shd w:fill="F9FAFB"/>
+            <w:tcMar>
+              <w:top w:w="60" w:type="dxa"/>
+              <w:bottom w:w="60" w:type="dxa"/>
+              <w:left w:w="80" w:type="dxa"/>
+              <w:right w:w="80" w:type="dxa"/>
+            </w:tcMar>
+          </w:tcPr>
+          <w:p>
+            <w:r>
+              <w:rPr>
+                <w:sz w:val="15"/>
+              </w:rPr>
+              <w:t>Template Card (Akhir Pekan)</w:t>
+            </w:r>
+          </w:p>
+        </w:tc>
+        <w:tc>
+          <w:tcPr>
+            <w:tcW w:type="dxa" w:w="2304"/>
+            <w:shd w:fill="F9FAFB"/>
+            <w:tcMar>
+              <w:top w:w="60" w:type="dxa"/>
+              <w:bottom w:w="60" w:type="dxa"/>
+              <w:left w:w="80" w:type="dxa"/>
+              <w:right w:w="80" w:type="dxa"/>
+            </w:tcMar>
+          </w:tcPr>
+          <w:p>
+            <w:r>
+              <w:rPr>
+                <w:sz w:val="15"/>
+              </w:rPr>
+              <w:t>Pola khusus Sabtu &amp; Minggu jam 08:00 WIB untuk pengantaran kiriman akhir pekan.</w:t>
+            </w:r>
+          </w:p>
+        </w:tc>
+        <w:tc>
+          <w:tcPr>
+            <w:tcW w:type="dxa" w:w="2016"/>
+            <w:shd w:fill="F9FAFB"/>
+            <w:tcMar>
+              <w:top w:w="60" w:type="dxa"/>
+              <w:bottom w:w="60" w:type="dxa"/>
+              <w:left w:w="80" w:type="dxa"/>
+              <w:right w:w="80" w:type="dxa"/>
+            </w:tcMar>
+          </w:tcPr>
+          <w:p>
+            <w:r>
+              <w:rPr>
+                <w:sz w:val="15"/>
+              </w:rPr>
+              <w:t>Dokumen template weekend</w:t>
+            </w:r>
+          </w:p>
+        </w:tc>
+        <w:tc>
+          <w:tcPr>
+            <w:tcW w:type="dxa" w:w="1728"/>
+            <w:shd w:fill="F9FAFB"/>
+            <w:tcMar>
+              <w:top w:w="60" w:type="dxa"/>
+              <w:bottom w:w="60" w:type="dxa"/>
+              <w:left w:w="80" w:type="dxa"/>
+              <w:right w:w="80" w:type="dxa"/>
+            </w:tcMar>
+          </w:tcPr>
+          <w:p>
+            <w:r>
+              <w:rPr>
+                <w:sz w:val="15"/>
+              </w:rPr>
+              <w:t>Pills hari aktif, tombol edit &amp; hapus.</w:t>
+            </w:r>
+          </w:p>
+        </w:tc>
+      </w:tr>
+      <w:tr>
+        <w:tc>
+          <w:tcPr>
+            <w:tcW w:type="dxa" w:w="2016"/>
+            <w:shd w:fill="FFFFFF"/>
+            <w:tcMar>
+              <w:top w:w="60" w:type="dxa"/>
+              <w:bottom w:w="60" w:type="dxa"/>
+              <w:left w:w="80" w:type="dxa"/>
+              <w:right w:w="80" w:type="dxa"/>
+            </w:tcMar>
+          </w:tcPr>
+          <w:p>
+            <w:r>
+              <w:rPr>
+                <w:b/>
+                <w:color w:val="003366"/>
+                <w:sz w:val="15"/>
+              </w:rPr>
+              <w:t>Kotak [B4]: Express Peak Seasonal Card</w:t>
+            </w:r>
+          </w:p>
+        </w:tc>
+        <w:tc>
+          <w:tcPr>
+            <w:tcW w:type="dxa" w:w="1728"/>
+            <w:shd w:fill="FFFFFF"/>
+            <w:tcMar>
+              <w:top w:w="60" w:type="dxa"/>
+              <w:bottom w:w="60" w:type="dxa"/>
+              <w:left w:w="80" w:type="dxa"/>
+              <w:right w:w="80" w:type="dxa"/>
+            </w:tcMar>
+          </w:tcPr>
+          <w:p>
+            <w:r>
+              <w:rPr>
+                <w:sz w:val="15"/>
+              </w:rPr>
+              <w:t>Template Card (Musiman)</w:t>
+            </w:r>
+          </w:p>
+        </w:tc>
+        <w:tc>
+          <w:tcPr>
+            <w:tcW w:type="dxa" w:w="2304"/>
+            <w:shd w:fill="FFFFFF"/>
+            <w:tcMar>
+              <w:top w:w="60" w:type="dxa"/>
+              <w:bottom w:w="60" w:type="dxa"/>
+              <w:left w:w="80" w:type="dxa"/>
+              <w:right w:w="80" w:type="dxa"/>
+            </w:tcMar>
+          </w:tcPr>
+          <w:p>
+            <w:r>
+              <w:rPr>
+                <w:sz w:val="15"/>
+              </w:rPr>
+              <w:t>Pola frekuensi tinggi 5 trip/hari saat musim puncak (Lebaran, Akhir Tahun) dengan status default nonaktif.</w:t>
+            </w:r>
+          </w:p>
+        </w:tc>
+        <w:tc>
+          <w:tcPr>
+            <w:tcW w:type="dxa" w:w="2016"/>
+            <w:shd w:fill="FFFFFF"/>
+            <w:tcMar>
+              <w:top w:w="60" w:type="dxa"/>
+              <w:bottom w:w="60" w:type="dxa"/>
+              <w:left w:w="80" w:type="dxa"/>
+              <w:right w:w="80" w:type="dxa"/>
+            </w:tcMar>
+          </w:tcPr>
+          <w:p>
+            <w:r>
+              <w:rPr>
+                <w:sz w:val="15"/>
+              </w:rPr>
+              <w:t>Dokumen template peak</w:t>
+            </w:r>
+          </w:p>
+        </w:tc>
+        <w:tc>
+          <w:tcPr>
+            <w:tcW w:type="dxa" w:w="1728"/>
+            <w:shd w:fill="FFFFFF"/>
+            <w:tcMar>
+              <w:top w:w="60" w:type="dxa"/>
+              <w:bottom w:w="60" w:type="dxa"/>
+              <w:left w:w="80" w:type="dxa"/>
+              <w:right w:w="80" w:type="dxa"/>
+            </w:tcMar>
+          </w:tcPr>
+          <w:p>
+            <w:r>
+              <w:rPr>
+                <w:sz w:val="15"/>
+              </w:rPr>
+              <w:t>Saklar toggle aktifkan saat peak season tiba.</w:t>
+            </w:r>
+          </w:p>
+        </w:tc>
+      </w:tr>
+    </w:tbl>
+    <w:p/>
+    <w:p>
+      <w:pPr>
+        <w:pStyle w:val="Heading2"/>
+      </w:pPr>
+      <w:r>
+        <w:rPr>
+          <w:b/>
+          <w:color w:val="003366"/>
+          <w:sz w:val="23"/>
+        </w:rPr>
+        <w:t>3. Aturan Bisnis &amp; Mekanisme Pembangkitan Jadwal</w:t>
       </w:r>
     </w:p>
     <w:p>
       <w:pPr>
-        <w:spacing w:after="80" w:line="276" w:lineRule="auto"/>
-        <w:ind w:left="360"/>
+        <w:pStyle w:val="ListBullet"/>
+      </w:pPr>
+      <w:r>
+        <w:rPr>
+          <w:sz w:val="18"/>
+        </w:rPr>
+        <w:t>Blueprint Generator: Jadwal Transportasi Harian (/jadwal) dibuat dengan meng-copy konfigurasi template aktif sesuai dengan hari dalam tanggal yang dipilih.</w:t>
+      </w:r>
+    </w:p>
+    <w:p>
+      <w:pPr>
+        <w:pStyle w:val="ListBullet"/>
+      </w:pPr>
+      <w:r>
+        <w:rPr>
+          <w:sz w:val="18"/>
+        </w:rPr>
+        <w:t>Pemisahan Template &amp; Jadwal Riil: Perubahan pada jadwal tanggal tertentu di lapangan tidak akan merusak master blueprint template.</w:t>
+      </w:r>
+    </w:p>
+    <w:p>
+      <w:pPr>
+        <w:pStyle w:val="Heading2"/>
       </w:pPr>
       <w:r>
         <w:rPr>
           <w:b/>
-          <w:color w:val="E8431F"/>
+          <w:color w:val="003366"/>
+          <w:sz w:val="23"/>
         </w:rPr>
-        <w:t xml:space="preserve">• </w:t>
-      </w:r>
-      <w:r>
-        <w:rPr>
-          <w:rFonts w:ascii="Arial" w:hAnsi="Arial"/>
-          <w:color w:val="334155"/>
-          <w:sz w:val="19"/>
-        </w:rPr>
-        <w:t>Tabel Template Jadwal per Rute Trayek Logistik</w:t>
+        <w:t>4. Alur Penggunaan Operator (User Flow)</w:t>
       </w:r>
     </w:p>
     <w:p>
       <w:pPr>
-        <w:spacing w:after="80" w:line="276" w:lineRule="auto"/>
-        <w:ind w:left="360"/>
+        <w:pStyle w:val="ListBullet"/>
       </w:pPr>
       <w:r>
         <w:rPr>
-          <w:b/>
-          <w:color w:val="E8431F"/>
+          <w:sz w:val="18"/>
         </w:rPr>
-        <w:t xml:space="preserve">• </w:t>
-      </w:r>
-      <w:r>
-        <w:rPr>
-          <w:rFonts w:ascii="Arial" w:hAnsi="Arial"/>
-          <w:color w:val="334155"/>
-          <w:sz w:val="19"/>
-        </w:rPr>
-        <w:t>Form Pengaturan Jam Berangkat Standar &amp; Jam Tiba Standar</w:t>
+        <w:t>1. Operator membuka halaman Template Jadwal (/template).</w:t>
       </w:r>
     </w:p>
     <w:p>
       <w:pPr>
-        <w:spacing w:after="80" w:line="276" w:lineRule="auto"/>
-        <w:ind w:left="360"/>
+        <w:pStyle w:val="ListBullet"/>
       </w:pPr>
       <w:r>
         <w:rPr>
-          <w:b/>
-          <w:color w:val="E8431F"/>
+          <w:sz w:val="18"/>
         </w:rPr>
-        <w:t xml:space="preserve">• </w:t>
-      </w:r>
-      <w:r>
-        <w:rPr>
-          <w:rFonts w:ascii="Arial" w:hAnsi="Arial"/>
-          <w:color w:val="334155"/>
-          <w:sz w:val="19"/>
-        </w:rPr>
-        <w:t>Tombol Action 'Generate Jadwal Harian' untuk meng-copy template ke Jadwal Transportasi Aktif</w:t>
+        <w:t>2. Operator meninjau hari dan jam keberangkatan rutin pada setiap pola rute.</w:t>
       </w:r>
     </w:p>
     <w:p>
       <w:pPr>
-        <w:spacing w:after="80" w:line="276" w:lineRule="auto"/>
-        <w:ind w:left="360"/>
+        <w:pStyle w:val="ListBullet"/>
       </w:pPr>
       <w:r>
         <w:rPr>
-          <w:b/>
-          <w:color w:val="E8431F"/>
+          <w:sz w:val="18"/>
         </w:rPr>
-        <w:t xml:space="preserve">• </w:t>
+        <w:t>3. Operator dapat menambah pola rute baru atau mengaktifkan template peak season bila volume kiriman meningkat.</w:t>
       </w:r>
+    </w:p>
+    <w:p>
+      <w:pPr>
+        <w:pStyle w:val="ListBullet"/>
+      </w:pPr>
       <w:r>
         <w:rPr>
-          <w:rFonts w:ascii="Arial" w:hAnsi="Arial"/>
-          <w:color w:val="334155"/>
-          <w:sz w:val="19"/>
+          <w:sz w:val="18"/>
         </w:rPr>
-        <w:t>Filter Shift Operasional (PAGI, SIANG, MALAM)</w:t>
+        <w:t>4. Operator beralih ke Jadwal Transportasi (/jadwal) untuk men-generate jadwal aktual bulanan.</w:t>
       </w:r>
     </w:p>
     <w:sectPr>
       <w:pgSz w:w="12240" w:h="15840"/>
-      <w:pgMar w:top="1152" w:right="1296" w:bottom="1152" w:left="1296" w:header="720" w:footer="720" w:gutter="0"/>
+      <w:pgMar w:top="1152" w:right="1152" w:bottom="1152" w:left="1152" w:header="720" w:footer="720" w:gutter="0"/>
       <w:cols w:space="720"/>
       <w:docGrid w:linePitch="360"/>
     </w:sectPr>
@@ -890,6 +1614,11 @@
     <w:name w:val="Normal"/>
     <w:qFormat/>
     <w:rsid w:val="00FC693F"/>
+    <w:rPr>
+      <w:rFonts w:ascii="Calibri" w:hAnsi="Calibri"/>
+      <w:color w:val="222222"/>
+      <w:sz w:val="20"/>
+    </w:rPr>
   </w:style>
   <w:style w:type="paragraph" w:styleId="Header">
     <w:name w:val="header"/>
